--- a/metalamp-JL-1-/metalamp_JL-1-JS.docx
+++ b/metalamp-JL-1-/metalamp_JL-1-JS.docx
@@ -436,7 +436,7 @@
           <v:shape id="ole_rId2" type="_x0000_tole_rId2" style="width:241.65pt;height:78.9pt;mso-wrap-distance-right:0pt" filled="f" o:ole="">
             <v:imagedata r:id="rId3" o:title=""/>
           </v:shape>
-          <o:OLEObject Type="Embed" ProgID="StaticDib" ShapeID="ole_rId2" DrawAspect="Content" ObjectID="_2094488752" r:id="rId2"/>
+          <o:OLEObject Type="Embed" ProgID="StaticDib" ShapeID="ole_rId2" DrawAspect="Content" ObjectID="_744848351" r:id="rId2"/>
         </w:object>
       </w:r>
     </w:p>
@@ -547,7 +547,7 @@
           <v:shape id="ole_rId4" type="_x0000_tole_rId4" style="width:262.35pt;height:41.3pt;mso-wrap-distance-right:0pt" filled="f" o:ole="">
             <v:imagedata r:id="rId5" o:title=""/>
           </v:shape>
-          <o:OLEObject Type="Embed" ProgID="StaticDib" ShapeID="ole_rId4" DrawAspect="Content" ObjectID="_1351978628" r:id="rId4"/>
+          <o:OLEObject Type="Embed" ProgID="StaticDib" ShapeID="ole_rId4" DrawAspect="Content" ObjectID="_1730847528" r:id="rId4"/>
         </w:object>
       </w:r>
     </w:p>
@@ -2640,7 +2640,7 @@
           <v:shape id="ole_rId9" type="_x0000_tole_rId9" style="width:170.9pt;height:50.7pt;mso-wrap-distance-right:0pt" filled="f" o:ole="">
             <v:imagedata r:id="rId10" o:title=""/>
           </v:shape>
-          <o:OLEObject Type="Embed" ProgID="StaticMetafile" ShapeID="ole_rId9" DrawAspect="Content" ObjectID="_2141187532" r:id="rId9"/>
+          <o:OLEObject Type="Embed" ProgID="StaticMetafile" ShapeID="ole_rId9" DrawAspect="Content" ObjectID="_348621519" r:id="rId9"/>
         </w:object>
       </w:r>
     </w:p>
@@ -2860,7 +2860,7 @@
           <v:shape id="ole_rId11" type="_x0000_tole_rId11" style="width:293pt;height:102.05pt;mso-wrap-distance-right:0pt" filled="f" o:ole="">
             <v:imagedata r:id="rId12" o:title=""/>
           </v:shape>
-          <o:OLEObject Type="Embed" ProgID="StaticMetafile" ShapeID="ole_rId11" DrawAspect="Content" ObjectID="_1964690006" r:id="rId11"/>
+          <o:OLEObject Type="Embed" ProgID="StaticMetafile" ShapeID="ole_rId11" DrawAspect="Content" ObjectID="_1281988125" r:id="rId11"/>
         </w:object>
       </w:r>
     </w:p>
@@ -3405,7 +3405,7 @@
           <v:shape id="ole_rId13" type="_x0000_tole_rId13" style="width:202.25pt;height:154pt;mso-wrap-distance-right:0pt" filled="f" o:ole="">
             <v:imagedata r:id="rId14" o:title=""/>
           </v:shape>
-          <o:OLEObject Type="Embed" ProgID="StaticMetafile" ShapeID="ole_rId13" DrawAspect="Content" ObjectID="_534122435" r:id="rId13"/>
+          <o:OLEObject Type="Embed" ProgID="StaticMetafile" ShapeID="ole_rId13" DrawAspect="Content" ObjectID="_277182310" r:id="rId13"/>
         </w:object>
       </w:r>
     </w:p>
@@ -3748,22 +3748,6 @@
           <w:sz w:val="22"/>
         </w:rPr>
         <w:t xml:space="preserve"> Array() будет считать этот аргумент длинной массива, и вернет пустой массив заданной длины, а Array.of() посчитает это первым элементом массива, и вернет массив с одним элементом.</w:t>
-      </w:r>
-    </w:p>
-    <w:p>
-      <w:pPr>
-        <w:pStyle w:val="Normal"/>
-        <w:spacing w:lineRule="auto" w:line="240"/>
-        <w:rPr>
-          <w:rFonts w:eastAsia="Calibri" w:cs="Calibri"/>
-          <w:sz w:val="22"/>
-        </w:rPr>
-      </w:pPr>
-      <w:r>
-        <w:rPr>
-          <w:rFonts w:eastAsia="Calibri" w:cs="Calibri"/>
-          <w:sz w:val="22"/>
-        </w:rPr>
       </w:r>
     </w:p>
     <w:p>
@@ -4116,7 +4100,37 @@
           <w:rFonts w:eastAsia="Calibri" w:cs="Calibri"/>
           <w:sz w:val="22"/>
         </w:rPr>
-        <w:t>Значение свойства length — целое положительное число в диапазоне от 0 до 232. Представляет самый наибольший индекс в массиве + 1. Корректнее всего говорить, что свойство length хранит количество ячеек доступных для записи в массиве, а не количество элементов.</w:t>
+        <w:t xml:space="preserve">Значение свойства length — самый наибольший индекс в массиве + 1. </w:t>
+      </w:r>
+      <w:r>
+        <w:rPr>
+          <w:rFonts w:eastAsia="Calibri" w:cs="Calibri"/>
+          <w:sz w:val="22"/>
+          <w:lang w:val="ru-RU"/>
+        </w:rPr>
+        <w:t>Ц</w:t>
+      </w:r>
+      <w:r>
+        <w:rPr>
+          <w:rFonts w:eastAsia="Calibri" w:cs="Calibri"/>
+          <w:sz w:val="22"/>
+        </w:rPr>
+        <w:t>елое положительное число в диапазоне от 0 до 2</w:t>
+      </w:r>
+      <w:r>
+        <w:rPr>
+          <w:rFonts w:eastAsia="Calibri" w:cs="Calibri"/>
+          <w:sz w:val="22"/>
+          <w:vertAlign w:val="superscript"/>
+        </w:rPr>
+        <w:t>32</w:t>
+      </w:r>
+      <w:r>
+        <w:rPr>
+          <w:rFonts w:eastAsia="Calibri" w:cs="Calibri"/>
+          <w:sz w:val="22"/>
+        </w:rPr>
+        <w:t xml:space="preserve">. </w:t>
       </w:r>
     </w:p>
     <w:p>
@@ -8298,7 +8312,7 @@
           <v:shape id="ole_rId25" type="_x0000_tole_rId25" style="width:390.7pt;height:193.45pt;mso-wrap-distance-right:0pt" filled="f" o:ole="">
             <v:imagedata r:id="rId26" o:title=""/>
           </v:shape>
-          <o:OLEObject Type="Embed" ProgID="StaticDib" ShapeID="ole_rId25" DrawAspect="Content" ObjectID="_77179835" r:id="rId25"/>
+          <o:OLEObject Type="Embed" ProgID="StaticDib" ShapeID="ole_rId25" DrawAspect="Content" ObjectID="_2016665501" r:id="rId25"/>
         </w:object>
       </w:r>
     </w:p>
@@ -8409,7 +8423,7 @@
           <v:shape id="ole_rId27" type="_x0000_tole_rId27" style="width:322.45pt;height:162.8pt;mso-wrap-distance-right:0pt" filled="f" o:ole="">
             <v:imagedata r:id="rId28" o:title=""/>
           </v:shape>
-          <o:OLEObject Type="Embed" ProgID="StaticDib" ShapeID="ole_rId27" DrawAspect="Content" ObjectID="_615313263" r:id="rId27"/>
+          <o:OLEObject Type="Embed" ProgID="StaticDib" ShapeID="ole_rId27" DrawAspect="Content" ObjectID="_937189414" r:id="rId27"/>
         </w:object>
       </w:r>
     </w:p>
@@ -8574,7 +8588,7 @@
           <v:shape id="ole_rId29" type="_x0000_tole_rId29" style="width:224.75pt;height:53.85pt;mso-wrap-distance-right:0pt" filled="f" o:ole="">
             <v:imagedata r:id="rId30" o:title=""/>
           </v:shape>
-          <o:OLEObject Type="Embed" ProgID="StaticMetafile" ShapeID="ole_rId29" DrawAspect="Content" ObjectID="_412365313" r:id="rId29"/>
+          <o:OLEObject Type="Embed" ProgID="StaticMetafile" ShapeID="ole_rId29" DrawAspect="Content" ObjectID="_2098988939" r:id="rId29"/>
         </w:object>
       </w:r>
     </w:p>
@@ -8685,7 +8699,7 @@
           <v:shape id="ole_rId31" type="_x0000_tole_rId31" style="width:244.15pt;height:43.2pt;mso-wrap-distance-right:0pt" filled="f" o:ole="">
             <v:imagedata r:id="rId32" o:title=""/>
           </v:shape>
-          <o:OLEObject Type="Embed" ProgID="StaticMetafile" ShapeID="ole_rId31" DrawAspect="Content" ObjectID="_1148188946" r:id="rId31"/>
+          <o:OLEObject Type="Embed" ProgID="StaticMetafile" ShapeID="ole_rId31" DrawAspect="Content" ObjectID="_1212981256" r:id="rId31"/>
         </w:object>
       </w:r>
     </w:p>
@@ -8796,7 +8810,7 @@
           <v:shape id="ole_rId33" type="_x0000_tole_rId33" style="width:257.3pt;height:102.05pt;mso-wrap-distance-right:0pt" filled="f" o:ole="">
             <v:imagedata r:id="rId34" o:title=""/>
           </v:shape>
-          <o:OLEObject Type="Embed" ProgID="StaticMetafile" ShapeID="ole_rId33" DrawAspect="Content" ObjectID="_615394443" r:id="rId33"/>
+          <o:OLEObject Type="Embed" ProgID="StaticMetafile" ShapeID="ole_rId33" DrawAspect="Content" ObjectID="_671210024" r:id="rId33"/>
         </w:object>
       </w:r>
     </w:p>
@@ -8907,7 +8921,7 @@
           <v:shape id="ole_rId35" type="_x0000_tole_rId35" style="width:244.15pt;height:102.05pt;mso-wrap-distance-right:0pt" filled="f" o:ole="">
             <v:imagedata r:id="rId36" o:title=""/>
           </v:shape>
-          <o:OLEObject Type="Embed" ProgID="StaticMetafile" ShapeID="ole_rId35" DrawAspect="Content" ObjectID="_197081859" r:id="rId35"/>
+          <o:OLEObject Type="Embed" ProgID="StaticMetafile" ShapeID="ole_rId35" DrawAspect="Content" ObjectID="_1637636491" r:id="rId35"/>
         </w:object>
       </w:r>
     </w:p>
@@ -9018,7 +9032,7 @@
           <v:shape id="ole_rId37" type="_x0000_tole_rId37" style="width:215.35pt;height:44.45pt;mso-wrap-distance-right:0pt" filled="f" o:ole="">
             <v:imagedata r:id="rId38" o:title=""/>
           </v:shape>
-          <o:OLEObject Type="Embed" ProgID="StaticMetafile" ShapeID="ole_rId37" DrawAspect="Content" ObjectID="_635750314" r:id="rId37"/>
+          <o:OLEObject Type="Embed" ProgID="StaticMetafile" ShapeID="ole_rId37" DrawAspect="Content" ObjectID="_517738663" r:id="rId37"/>
         </w:object>
       </w:r>
     </w:p>
@@ -9129,7 +9143,7 @@
           <v:shape id="ole_rId39" type="_x0000_tole_rId39" style="width:306.8pt;height:29.45pt;mso-wrap-distance-right:0pt" filled="f" o:ole="">
             <v:imagedata r:id="rId40" o:title=""/>
           </v:shape>
-          <o:OLEObject Type="Embed" ProgID="StaticMetafile" ShapeID="ole_rId39" DrawAspect="Content" ObjectID="_2059269271" r:id="rId39"/>
+          <o:OLEObject Type="Embed" ProgID="StaticMetafile" ShapeID="ole_rId39" DrawAspect="Content" ObjectID="_2032931436" r:id="rId39"/>
         </w:object>
       </w:r>
     </w:p>
@@ -9251,7 +9265,7 @@
           <v:shape id="ole_rId41" type="_x0000_tole_rId41" style="width:252.95pt;height:105.2pt;mso-wrap-distance-right:0pt" filled="f" o:ole="">
             <v:imagedata r:id="rId42" o:title=""/>
           </v:shape>
-          <o:OLEObject Type="Embed" ProgID="StaticMetafile" ShapeID="ole_rId41" DrawAspect="Content" ObjectID="_2145461824" r:id="rId41"/>
+          <o:OLEObject Type="Embed" ProgID="StaticMetafile" ShapeID="ole_rId41" DrawAspect="Content" ObjectID="_2092315810" r:id="rId41"/>
         </w:object>
       </w:r>
     </w:p>
@@ -9550,7 +9564,7 @@
           <v:shape id="ole_rId43" type="_x0000_tole_rId43" style="width:211.6pt;height:228.5pt;mso-wrap-distance-right:0pt" filled="f" o:ole="">
             <v:imagedata r:id="rId44" o:title=""/>
           </v:shape>
-          <o:OLEObject Type="Embed" ProgID="StaticDib" ShapeID="ole_rId43" DrawAspect="Content" ObjectID="_851075300" r:id="rId43"/>
+          <o:OLEObject Type="Embed" ProgID="StaticDib" ShapeID="ole_rId43" DrawAspect="Content" ObjectID="_1207559498" r:id="rId43"/>
         </w:object>
       </w:r>
     </w:p>
